--- a/06-final-project/group-contract.docx
+++ b/06-final-project/group-contract.docx
@@ -1,6 +1,6 @@
 
 <file path=word/document.xml><?xml version="1.0" encoding="utf-8"?>
-<w:document xmlns:wpc="http://schemas.microsoft.com/office/word/2010/wordprocessingCanvas" xmlns:cx="http://schemas.microsoft.com/office/drawing/2014/chartex" xmlns:cx1="http://schemas.microsoft.com/office/drawing/2015/9/8/chartex" xmlns:cx2="http://schemas.microsoft.com/office/drawing/2015/10/21/chartex" xmlns:cx3="http://schemas.microsoft.com/office/drawing/2016/5/9/chartex" xmlns:cx4="http://schemas.microsoft.com/office/drawing/2016/5/10/chartex" xmlns:cx5="http://schemas.microsoft.com/office/drawing/2016/5/11/chartex" xmlns:cx6="http://schemas.microsoft.com/office/drawing/2016/5/12/chartex" xmlns:cx7="http://schemas.microsoft.com/office/drawing/2016/5/13/chartex" xmlns:cx8="http://schemas.microsoft.com/office/drawing/2016/5/14/chartex" xmlns:mc="http://schemas.openxmlformats.org/markup-compatibility/2006" xmlns:aink="http://schemas.microsoft.com/office/drawing/2016/ink" xmlns:am3d="http://schemas.microsoft.com/office/drawing/2017/model3d" xmlns:o="urn:schemas-microsoft-com:office:office" xmlns:oel="http://schemas.microsoft.com/office/2019/extlst" xmlns:r="http://schemas.openxmlformats.org/officeDocument/2006/relationships" xmlns:m="http://schemas.openxmlformats.org/officeDocument/2006/math" xmlns:v="urn:schemas-microsoft-com:vml" xmlns:wp14="http://schemas.microsoft.com/office/word/2010/wordprocessingDrawing" xmlns:wp="http://schemas.openxmlformats.org/drawingml/2006/wordprocessingDrawing" xmlns:w10="urn:schemas-microsoft-com:office:word" xmlns:w="http://schemas.openxmlformats.org/wordprocessingml/2006/main" xmlns:w14="http://schemas.microsoft.com/office/word/2010/wordml" xmlns:w15="http://schemas.microsoft.com/office/word/2012/wordml" xmlns:w16cex="http://schemas.microsoft.com/office/word/2018/wordml/cex" xmlns:w16cid="http://schemas.microsoft.com/office/word/2016/wordml/cid" xmlns:w16="http://schemas.microsoft.com/office/word/2018/wordml" xmlns:w16du="http://schemas.microsoft.com/office/word/2023/wordml/word16du" xmlns:w16sdtdh="http://schemas.microsoft.com/office/word/2020/wordml/sdtdatahash" xmlns:w16se="http://schemas.microsoft.com/office/word/2015/wordml/symex" xmlns:wpg="http://schemas.microsoft.com/office/word/2010/wordprocessingGroup" xmlns:wpi="http://schemas.microsoft.com/office/word/2010/wordprocessingInk" xmlns:wne="http://schemas.microsoft.com/office/word/2006/wordml" xmlns:wps="http://schemas.microsoft.com/office/word/2010/wordprocessingShape" mc:Ignorable="w14 w15 w16se w16cid w16 w16cex w16sdtdh w16du wp14">
+<w:document xmlns:wpc="http://schemas.microsoft.com/office/word/2010/wordprocessingCanvas" xmlns:cx="http://schemas.microsoft.com/office/drawing/2014/chartex" xmlns:cx1="http://schemas.microsoft.com/office/drawing/2015/9/8/chartex" xmlns:cx2="http://schemas.microsoft.com/office/drawing/2015/10/21/chartex" xmlns:cx3="http://schemas.microsoft.com/office/drawing/2016/5/9/chartex" xmlns:cx4="http://schemas.microsoft.com/office/drawing/2016/5/10/chartex" xmlns:cx5="http://schemas.microsoft.com/office/drawing/2016/5/11/chartex" xmlns:cx6="http://schemas.microsoft.com/office/drawing/2016/5/12/chartex" xmlns:cx7="http://schemas.microsoft.com/office/drawing/2016/5/13/chartex" xmlns:cx8="http://schemas.microsoft.com/office/drawing/2016/5/14/chartex" xmlns:mc="http://schemas.openxmlformats.org/markup-compatibility/2006" xmlns:aink="http://schemas.microsoft.com/office/drawing/2016/ink" xmlns:am3d="http://schemas.microsoft.com/office/drawing/2017/model3d" xmlns:o="urn:schemas-microsoft-com:office:office" xmlns:oel="http://schemas.microsoft.com/office/2019/extlst" xmlns:r="http://schemas.openxmlformats.org/officeDocument/2006/relationships" xmlns:m="http://schemas.openxmlformats.org/officeDocument/2006/math" xmlns:v="urn:schemas-microsoft-com:vml" xmlns:wp14="http://schemas.microsoft.com/office/word/2010/wordprocessingDrawing" xmlns:wp="http://schemas.openxmlformats.org/drawingml/2006/wordprocessingDrawing" xmlns:w10="urn:schemas-microsoft-com:office:word" xmlns:w="http://schemas.openxmlformats.org/wordprocessingml/2006/main" xmlns:w14="http://schemas.microsoft.com/office/word/2010/wordml" xmlns:w15="http://schemas.microsoft.com/office/word/2012/wordml" xmlns:w16cex="http://schemas.microsoft.com/office/word/2018/wordml/cex" xmlns:w16cid="http://schemas.microsoft.com/office/word/2016/wordml/cid" xmlns:w16="http://schemas.microsoft.com/office/word/2018/wordml" xmlns:w16du="http://schemas.microsoft.com/office/word/2023/wordml/word16du" xmlns:w16sdtdh="http://schemas.microsoft.com/office/word/2020/wordml/sdtdatahash" xmlns:w16sdtfl="http://schemas.microsoft.com/office/word/2024/wordml/sdtformatlock" xmlns:w16se="http://schemas.microsoft.com/office/word/2015/wordml/symex" xmlns:wpg="http://schemas.microsoft.com/office/word/2010/wordprocessingGroup" xmlns:wpi="http://schemas.microsoft.com/office/word/2010/wordprocessingInk" xmlns:wne="http://schemas.microsoft.com/office/word/2006/wordml" xmlns:wps="http://schemas.microsoft.com/office/word/2010/wordprocessingShape" mc:Ignorable="w14 w15 w16se w16cid w16 w16cex w16sdtdh w16sdtfl w16du wp14">
   <w:body>
     <w:p>
       <w:pPr>
@@ -769,15 +769,7 @@
         <w:t>?</w:t>
       </w:r>
       <w:r>
-        <w:t xml:space="preserve"> How will you ensure each </w:t>
-      </w:r>
-      <w:proofErr w:type="gramStart"/>
-      <w:r>
-        <w:t>check point</w:t>
-      </w:r>
-      <w:proofErr w:type="gramEnd"/>
-      <w:r>
-        <w:t xml:space="preserve"> is turned in on time?</w:t>
+        <w:t xml:space="preserve"> How will you ensure each check point is turned in on time?</w:t>
       </w:r>
     </w:p>
     <w:p>
@@ -924,7 +916,23 @@
       </w:r>
       <w:proofErr w:type="gramEnd"/>
       <w:r>
-        <w:t xml:space="preserve"> try and avoid overwhelming someone with work during a period of time, or to plan ahead if someone is going to be gone at some point.</w:t>
+        <w:t xml:space="preserve"> try and avoid overwhelming someone with work during </w:t>
+      </w:r>
+      <w:proofErr w:type="gramStart"/>
+      <w:r>
+        <w:t>a period of time</w:t>
+      </w:r>
+      <w:proofErr w:type="gramEnd"/>
+      <w:r>
+        <w:t xml:space="preserve">, or to </w:t>
+      </w:r>
+      <w:proofErr w:type="gramStart"/>
+      <w:r>
+        <w:t>plan ahead</w:t>
+      </w:r>
+      <w:proofErr w:type="gramEnd"/>
+      <w:r>
+        <w:t xml:space="preserve"> if someone is going to be gone at some point.</w:t>
       </w:r>
     </w:p>
     <w:p>
@@ -967,15 +975,15 @@
         <w:t xml:space="preserve">using Google Docs? </w:t>
       </w:r>
       <w:r>
-        <w:t xml:space="preserve">Will you all have the project open at the same time or will one person share their screen </w:t>
+        <w:t xml:space="preserve">Will you all have the project open at the same </w:t>
       </w:r>
       <w:proofErr w:type="gramStart"/>
       <w:r>
-        <w:t>while meeting</w:t>
+        <w:t>time</w:t>
       </w:r>
       <w:proofErr w:type="gramEnd"/>
       <w:r>
-        <w:t>? Etc.</w:t>
+        <w:t xml:space="preserve"> or will one person share their screen while meeting? Etc.</w:t>
       </w:r>
     </w:p>
     <w:p/>
@@ -1060,16 +1068,6 @@
     <w:p>
       <w:pPr>
         <w:pStyle w:val="ListParagraph"/>
-      </w:pPr>
-    </w:p>
-    <w:p>
-      <w:pPr>
-        <w:pStyle w:val="ListParagraph"/>
-      </w:pPr>
-    </w:p>
-    <w:p>
-      <w:pPr>
-        <w:pStyle w:val="ListParagraph"/>
         <w:numPr>
           <w:ilvl w:val="0"/>
           <w:numId w:val="2"/>
@@ -1079,10 +1077,10 @@
         <w:t xml:space="preserve">For this group project, your group will be </w:t>
       </w:r>
       <w:r>
-        <w:t xml:space="preserve">selecting </w:t>
-      </w:r>
-      <w:r>
-        <w:t xml:space="preserve">a data set with </w:t>
+        <w:t>selecting</w:t>
+      </w:r>
+      <w:r>
+        <w:t xml:space="preserve"> </w:t>
       </w:r>
       <w:r>
         <w:t xml:space="preserve">two </w:t>
@@ -1103,109 +1101,169 @@
         <w:t>from</w:t>
       </w:r>
       <w:r>
-        <w:t xml:space="preserve"> CORGIS (The Collection of Really Great, Interesting, Situated Datasets) at </w:t>
+        <w:t xml:space="preserve"> </w:t>
+      </w:r>
+      <w:r>
+        <w:t xml:space="preserve">the Census </w:t>
+      </w:r>
+      <w:r>
+        <w:t>at</w:t>
+      </w:r>
+      <w:r>
+        <w:t xml:space="preserve"> Schools project</w:t>
+      </w:r>
+      <w:r>
+        <w:t xml:space="preserve"> at </w:t>
       </w:r>
       <w:hyperlink r:id="rId5" w:history="1">
         <w:r>
           <w:rPr>
             <w:rStyle w:val="Hyperlink"/>
           </w:rPr>
-          <w:t>https://corgis-edu.github.io/corgis/csv/</w:t>
+          <w:t>https://ww2.amstat.org/censusatschool/</w:t>
         </w:r>
       </w:hyperlink>
       <w:r>
-        <w:t>. List some things that your group would all be interested in working with (can be broad</w:t>
-      </w:r>
-      <w:r>
-        <w:t>, such as Environment or Sustainability, you don’t have to start looking at the dataset yet, just to help </w:t>
-      </w:r>
-      <w:r>
-        <w:t>start thinking about it).</w:t>
-      </w:r>
-    </w:p>
-    <w:p/>
-    <w:p>
-      <w:r>
-        <w:t>All group members must type</w:t>
-      </w:r>
-      <w:r>
-        <w:t xml:space="preserve"> or sign</w:t>
-      </w:r>
-      <w:r>
-        <w:t xml:space="preserve"> their names below to indicate that they have participated in this group contract and understand the group’s expectations.</w:t>
-      </w:r>
-    </w:p>
-    <w:p>
-      <w:r>
-        <w:tab/>
-      </w:r>
-      <w:r>
-        <w:t>Team Captain</w:t>
-      </w:r>
-      <w:r>
-        <w:t xml:space="preserve"> #1:</w:t>
-      </w:r>
-    </w:p>
-    <w:p>
-      <w:r>
-        <w:tab/>
-      </w:r>
-      <w:r>
-        <w:t>Facilitator</w:t>
-      </w:r>
-      <w:r>
-        <w:t xml:space="preserve"> #2:</w:t>
-      </w:r>
-    </w:p>
-    <w:p>
-      <w:r>
-        <w:tab/>
-      </w:r>
-      <w:r>
-        <w:t>Recorder/Reporter</w:t>
-      </w:r>
-      <w:r>
-        <w:t xml:space="preserve"> #3:</w:t>
-      </w:r>
-    </w:p>
-    <w:p>
-      <w:r>
-        <w:tab/>
-      </w:r>
-      <w:r>
-        <w:t>Resource Manager</w:t>
-      </w:r>
-      <w:r>
-        <w:t xml:space="preserve"> #4:</w:t>
-      </w:r>
-    </w:p>
-    <w:p/>
-    <w:p>
-      <w:r>
-        <w:t xml:space="preserve">Contract taken from: </w:t>
+        <w:t>.</w:t>
+      </w:r>
+      <w:r>
+        <w:t xml:space="preserve"> You can see the survey given </w:t>
+      </w:r>
+      <w:r>
+        <w:t xml:space="preserve">by clicking </w:t>
       </w:r>
       <w:r>
         <w:rPr>
           <w:i/>
           <w:iCs/>
         </w:rPr>
-        <w:t xml:space="preserve">Lynette M. Hudiburgh &amp; Diana </w:t>
-      </w:r>
-      <w:proofErr w:type="spellStart"/>
+        <w:t>“Print the Questionnaire</w:t>
+      </w:r>
       <w:r>
         <w:rPr>
           <w:i/>
           <w:iCs/>
         </w:rPr>
-        <w:t>Garbinsky</w:t>
-      </w:r>
-      <w:proofErr w:type="spellEnd"/>
+        <w:t>”</w:t>
+      </w:r>
+      <w:r>
+        <w:t xml:space="preserve"> at </w:t>
+      </w:r>
+      <w:hyperlink r:id="rId6" w:history="1">
+        <w:r>
+          <w:rPr>
+            <w:rStyle w:val="Hyperlink"/>
+          </w:rPr>
+          <w:t>https://ww2.amstat.org/censusatschool/students.cfm</w:t>
+        </w:r>
+      </w:hyperlink>
+      <w:r>
+        <w:t>)</w:t>
+      </w:r>
+      <w:r>
+        <w:t xml:space="preserve">. </w:t>
+      </w:r>
+      <w:r>
+        <w:t>List some things that your group would all be interested in working with (can be broad</w:t>
+      </w:r>
+      <w:r>
+        <w:t xml:space="preserve">, such as </w:t>
+      </w:r>
+      <w:r>
+        <w:t xml:space="preserve">Height, number of languages spoken, or </w:t>
+      </w:r>
+      <w:r>
+        <w:t>number of hours spent talking on the phone</w:t>
+      </w:r>
+      <w:r>
+        <w:t>. Y</w:t>
+      </w:r>
+      <w:r>
+        <w:t xml:space="preserve">ou don’t have to start </w:t>
+      </w:r>
+      <w:r>
+        <w:t>getting the data</w:t>
+      </w:r>
+      <w:r>
+        <w:t xml:space="preserve"> yet, just to help </w:t>
+      </w:r>
+      <w:r>
+        <w:t>start thinking about</w:t>
+      </w:r>
+      <w:r>
+        <w:t xml:space="preserve"> what information is contained in the survey</w:t>
+      </w:r>
+      <w:r>
+        <w:t>).</w:t>
+      </w:r>
+    </w:p>
+    <w:p/>
+    <w:p>
+      <w:r>
+        <w:t>All group members must type</w:t>
+      </w:r>
+      <w:r>
+        <w:t xml:space="preserve"> or sign</w:t>
+      </w:r>
+      <w:r>
+        <w:t xml:space="preserve"> their names below to indicate that they have participated in this group contract and understand the group’s expectations.</w:t>
+      </w:r>
+    </w:p>
+    <w:p>
+      <w:r>
+        <w:tab/>
+      </w:r>
+      <w:r>
+        <w:t>Team Captain</w:t>
+      </w:r>
+      <w:r>
+        <w:t xml:space="preserve"> #1:</w:t>
+      </w:r>
+    </w:p>
+    <w:p>
+      <w:r>
+        <w:tab/>
+      </w:r>
+      <w:r>
+        <w:t>Facilitator</w:t>
+      </w:r>
+      <w:r>
+        <w:t xml:space="preserve"> #2:</w:t>
+      </w:r>
+    </w:p>
+    <w:p>
+      <w:r>
+        <w:tab/>
+      </w:r>
+      <w:r>
+        <w:t>Recorder/Reporter</w:t>
+      </w:r>
+      <w:r>
+        <w:t xml:space="preserve"> #3:</w:t>
+      </w:r>
+    </w:p>
+    <w:p>
+      <w:r>
+        <w:tab/>
+      </w:r>
+      <w:r>
+        <w:t>Resource Manager</w:t>
+      </w:r>
+      <w:r>
+        <w:t xml:space="preserve"> #4:</w:t>
+      </w:r>
+    </w:p>
+    <w:p/>
+    <w:p>
+      <w:r>
+        <w:t xml:space="preserve">Contract taken from: </w:t>
+      </w:r>
       <w:r>
         <w:rPr>
           <w:i/>
           <w:iCs/>
         </w:rPr>
-        <w:t xml:space="preserve"> (2020) Data Visualization: Bringing Data to Life in an Introductory Statistics Course, Journal of Statistics Education, 28:3, 262-279, DOI: 10.1080/10691898.2020.1796399</w:t>
+        <w:t>Lynette M. Hudiburgh &amp; Diana Garbinsky (2020) Data Visualization: Bringing Data to Life in an Introductory Statistics Course, Journal of Statistics Education, 28:3, 262-279, DOI: 10.1080/10691898.2020.1796399</w:t>
       </w:r>
     </w:p>
     <w:p>
@@ -1418,7 +1476,7 @@
 </file>
 
 <file path=word/numbering.xml><?xml version="1.0" encoding="utf-8"?>
-<w:numbering xmlns:wpc="http://schemas.microsoft.com/office/word/2010/wordprocessingCanvas" xmlns:cx="http://schemas.microsoft.com/office/drawing/2014/chartex" xmlns:cx1="http://schemas.microsoft.com/office/drawing/2015/9/8/chartex" xmlns:cx2="http://schemas.microsoft.com/office/drawing/2015/10/21/chartex" xmlns:cx3="http://schemas.microsoft.com/office/drawing/2016/5/9/chartex" xmlns:cx4="http://schemas.microsoft.com/office/drawing/2016/5/10/chartex" xmlns:cx5="http://schemas.microsoft.com/office/drawing/2016/5/11/chartex" xmlns:cx6="http://schemas.microsoft.com/office/drawing/2016/5/12/chartex" xmlns:cx7="http://schemas.microsoft.com/office/drawing/2016/5/13/chartex" xmlns:cx8="http://schemas.microsoft.com/office/drawing/2016/5/14/chartex" xmlns:mc="http://schemas.openxmlformats.org/markup-compatibility/2006" xmlns:aink="http://schemas.microsoft.com/office/drawing/2016/ink" xmlns:am3d="http://schemas.microsoft.com/office/drawing/2017/model3d" xmlns:o="urn:schemas-microsoft-com:office:office" xmlns:oel="http://schemas.microsoft.com/office/2019/extlst" xmlns:r="http://schemas.openxmlformats.org/officeDocument/2006/relationships" xmlns:m="http://schemas.openxmlformats.org/officeDocument/2006/math" xmlns:v="urn:schemas-microsoft-com:vml" xmlns:wp14="http://schemas.microsoft.com/office/word/2010/wordprocessingDrawing" xmlns:wp="http://schemas.openxmlformats.org/drawingml/2006/wordprocessingDrawing" xmlns:w10="urn:schemas-microsoft-com:office:word" xmlns:w="http://schemas.openxmlformats.org/wordprocessingml/2006/main" xmlns:w14="http://schemas.microsoft.com/office/word/2010/wordml" xmlns:w15="http://schemas.microsoft.com/office/word/2012/wordml" xmlns:w16cex="http://schemas.microsoft.com/office/word/2018/wordml/cex" xmlns:w16cid="http://schemas.microsoft.com/office/word/2016/wordml/cid" xmlns:w16="http://schemas.microsoft.com/office/word/2018/wordml" xmlns:w16du="http://schemas.microsoft.com/office/word/2023/wordml/word16du" xmlns:w16sdtdh="http://schemas.microsoft.com/office/word/2020/wordml/sdtdatahash" xmlns:w16se="http://schemas.microsoft.com/office/word/2015/wordml/symex" xmlns:wpg="http://schemas.microsoft.com/office/word/2010/wordprocessingGroup" xmlns:wpi="http://schemas.microsoft.com/office/word/2010/wordprocessingInk" xmlns:wne="http://schemas.microsoft.com/office/word/2006/wordml" xmlns:wps="http://schemas.microsoft.com/office/word/2010/wordprocessingShape" mc:Ignorable="w14 w15 w16se w16cid w16 w16cex w16sdtdh w16du wp14">
+<w:numbering xmlns:wpc="http://schemas.microsoft.com/office/word/2010/wordprocessingCanvas" xmlns:cx="http://schemas.microsoft.com/office/drawing/2014/chartex" xmlns:cx1="http://schemas.microsoft.com/office/drawing/2015/9/8/chartex" xmlns:cx2="http://schemas.microsoft.com/office/drawing/2015/10/21/chartex" xmlns:cx3="http://schemas.microsoft.com/office/drawing/2016/5/9/chartex" xmlns:cx4="http://schemas.microsoft.com/office/drawing/2016/5/10/chartex" xmlns:cx5="http://schemas.microsoft.com/office/drawing/2016/5/11/chartex" xmlns:cx6="http://schemas.microsoft.com/office/drawing/2016/5/12/chartex" xmlns:cx7="http://schemas.microsoft.com/office/drawing/2016/5/13/chartex" xmlns:cx8="http://schemas.microsoft.com/office/drawing/2016/5/14/chartex" xmlns:mc="http://schemas.openxmlformats.org/markup-compatibility/2006" xmlns:aink="http://schemas.microsoft.com/office/drawing/2016/ink" xmlns:am3d="http://schemas.microsoft.com/office/drawing/2017/model3d" xmlns:o="urn:schemas-microsoft-com:office:office" xmlns:oel="http://schemas.microsoft.com/office/2019/extlst" xmlns:r="http://schemas.openxmlformats.org/officeDocument/2006/relationships" xmlns:m="http://schemas.openxmlformats.org/officeDocument/2006/math" xmlns:v="urn:schemas-microsoft-com:vml" xmlns:wp14="http://schemas.microsoft.com/office/word/2010/wordprocessingDrawing" xmlns:wp="http://schemas.openxmlformats.org/drawingml/2006/wordprocessingDrawing" xmlns:w10="urn:schemas-microsoft-com:office:word" xmlns:w="http://schemas.openxmlformats.org/wordprocessingml/2006/main" xmlns:w14="http://schemas.microsoft.com/office/word/2010/wordml" xmlns:w15="http://schemas.microsoft.com/office/word/2012/wordml" xmlns:w16cex="http://schemas.microsoft.com/office/word/2018/wordml/cex" xmlns:w16cid="http://schemas.microsoft.com/office/word/2016/wordml/cid" xmlns:w16="http://schemas.microsoft.com/office/word/2018/wordml" xmlns:w16du="http://schemas.microsoft.com/office/word/2023/wordml/word16du" xmlns:w16sdtdh="http://schemas.microsoft.com/office/word/2020/wordml/sdtdatahash" xmlns:w16sdtfl="http://schemas.microsoft.com/office/word/2024/wordml/sdtformatlock" xmlns:w16se="http://schemas.microsoft.com/office/word/2015/wordml/symex" xmlns:wpg="http://schemas.microsoft.com/office/word/2010/wordprocessingGroup" xmlns:wpi="http://schemas.microsoft.com/office/word/2010/wordprocessingInk" xmlns:wne="http://schemas.microsoft.com/office/word/2006/wordml" xmlns:wps="http://schemas.microsoft.com/office/word/2010/wordprocessingShape" mc:Ignorable="w14 w15 w16se w16cid w16 w16cex w16sdtdh w16sdtfl w16du wp14">
   <w:abstractNum w:abstractNumId="0" w15:restartNumberingAfterBreak="0">
     <w:nsid w:val="0D506E46"/>
     <w:multiLevelType w:val="multilevel"/>
@@ -2077,7 +2135,7 @@
 </file>
 
 <file path=word/styles.xml><?xml version="1.0" encoding="utf-8"?>
-<w:styles xmlns:mc="http://schemas.openxmlformats.org/markup-compatibility/2006" xmlns:r="http://schemas.openxmlformats.org/officeDocument/2006/relationships" xmlns:w="http://schemas.openxmlformats.org/wordprocessingml/2006/main" xmlns:w14="http://schemas.microsoft.com/office/word/2010/wordml" xmlns:w15="http://schemas.microsoft.com/office/word/2012/wordml" xmlns:w16cex="http://schemas.microsoft.com/office/word/2018/wordml/cex" xmlns:w16cid="http://schemas.microsoft.com/office/word/2016/wordml/cid" xmlns:w16="http://schemas.microsoft.com/office/word/2018/wordml" xmlns:w16du="http://schemas.microsoft.com/office/word/2023/wordml/word16du" xmlns:w16sdtdh="http://schemas.microsoft.com/office/word/2020/wordml/sdtdatahash" xmlns:w16se="http://schemas.microsoft.com/office/word/2015/wordml/symex" mc:Ignorable="w14 w15 w16se w16cid w16 w16cex w16sdtdh w16du">
+<w:styles xmlns:mc="http://schemas.openxmlformats.org/markup-compatibility/2006" xmlns:r="http://schemas.openxmlformats.org/officeDocument/2006/relationships" xmlns:w="http://schemas.openxmlformats.org/wordprocessingml/2006/main" xmlns:w14="http://schemas.microsoft.com/office/word/2010/wordml" xmlns:w15="http://schemas.microsoft.com/office/word/2012/wordml" xmlns:w16cex="http://schemas.microsoft.com/office/word/2018/wordml/cex" xmlns:w16cid="http://schemas.microsoft.com/office/word/2016/wordml/cid" xmlns:w16="http://schemas.microsoft.com/office/word/2018/wordml" xmlns:w16du="http://schemas.microsoft.com/office/word/2023/wordml/word16du" xmlns:w16sdtdh="http://schemas.microsoft.com/office/word/2020/wordml/sdtdatahash" xmlns:w16sdtfl="http://schemas.microsoft.com/office/word/2024/wordml/sdtformatlock" xmlns:w16se="http://schemas.microsoft.com/office/word/2015/wordml/symex" mc:Ignorable="w14 w15 w16se w16cid w16 w16cex w16sdtdh w16sdtfl w16du">
   <w:docDefaults>
     <w:rPrDefault>
       <w:rPr>
